--- a/Proposal for LMS.docx
+++ b/Proposal for LMS.docx
@@ -3892,20 +3892,13 @@
           <w:b/>
           <w:bCs/>
         </w:rPr>
-        <w:lastRenderedPageBreak/>
-        <w:t>Responsive Web Application</w:t>
+        <w:t>Responsive Web Application: Built using React 19 + MUI v7 + Vite 7 (TypeScript) per the binding ULMS v2.0 stack.</w:t>
       </w:r>
-      <w:r>
-        <w:t xml:space="preserve">: Built using </w:t>
-      </w:r>
+      <w:r/>
       <w:proofErr w:type="spellStart"/>
-      <w:r>
-        <w:t>Thymeleaf</w:t>
-      </w:r>
+      <w:r/>
       <w:proofErr w:type="spellEnd"/>
-      <w:r>
-        <w:t>, jQuery, and JavaScript.</w:t>
-      </w:r>
+      <w:r/>
     </w:p>
     <w:p>
       <w:pPr>
@@ -3934,11 +3927,9 @@
           <w:b/>
           <w:bCs/>
         </w:rPr>
-        <w:t>Microservice Architecture</w:t>
+        <w:t>Modular Monolith (Spring Boot 4 + Spring Modulith): one deployable unit with enforced module boundaries and owned ports.</w:t>
       </w:r>
-      <w:r>
-        <w:t>: The backend will follow a microservices approach for modularity and scalability.</w:t>
-      </w:r>
+      <w:r/>
     </w:p>
     <w:p>
       <w:pPr>
@@ -3952,11 +3943,9 @@
           <w:b/>
           <w:bCs/>
         </w:rPr>
-        <w:t>Spring Boot</w:t>
+        <w:t>Spring Boot 4: Used for building RESTful web services (Java 21 LTS).</w:t>
       </w:r>
-      <w:r>
-        <w:t>: Used for building RESTful web services.</w:t>
-      </w:r>
+      <w:r/>
     </w:p>
     <w:p>
       <w:pPr>
@@ -3985,11 +3974,9 @@
           <w:b/>
           <w:bCs/>
         </w:rPr>
-        <w:t>MySQL</w:t>
+        <w:t>PostgreSQL 17 with Flyway versioned migrations; dual-schema design (ulms application schema + fineract_default core ledger schema).</w:t>
       </w:r>
-      <w:r>
-        <w:t>: A relational database will be used to store and manage data.</w:t>
-      </w:r>
+      <w:r/>
     </w:p>
     <w:p>
       <w:pPr>
@@ -4087,11 +4074,9 @@
           <w:b/>
           <w:bCs/>
         </w:rPr>
-        <w:t>Data Encryption</w:t>
+        <w:t>Security &amp; Compliance: Keycloak 26 OIDC (PKCE + direct-grant MFA), role-based access (11 realm roles), AES-256 document encryption at rest, TLS 1.2+ in transit, immutable SHA-256-chained audit trail, Bangladesh Bank ICT Security Guidelines V4.0 alignment.</w:t>
       </w:r>
-      <w:r>
-        <w:t>: No data encryption mechanism is implemented as part of the current scope.</w:t>
-      </w:r>
+      <w:r/>
     </w:p>
     <w:p/>
     <w:p>
@@ -4428,14 +4413,13 @@
                 <w:sz w:val="20"/>
                 <w:szCs w:val="20"/>
               </w:rPr>
-              <w:t>thyme leaf, jQuery</w:t>
+              <w:t>React 19 · MUI v7 · Vite 7 · TypeScript 5</w:t>
             </w:r>
             <w:r>
               <w:rPr>
                 <w:sz w:val="20"/>
                 <w:szCs w:val="20"/>
               </w:rPr>
-              <w:t>, JavaScript</w:t>
             </w:r>
           </w:p>
         </w:tc>
@@ -4551,7 +4535,7 @@
                 <w:sz w:val="20"/>
                 <w:szCs w:val="20"/>
               </w:rPr>
-              <w:t>MySQL</w:t>
+              <w:t>PostgreSQL 17</w:t>
             </w:r>
           </w:p>
         </w:tc>
@@ -4655,7 +4639,7 @@
                 <w:sz w:val="20"/>
                 <w:szCs w:val="20"/>
               </w:rPr>
-              <w:t>Jasper Report</w:t>
+              <w:t>JasperReports (regulatory returns) + Apache Fineract CE core ledger</w:t>
             </w:r>
           </w:p>
         </w:tc>
@@ -4694,6 +4678,19 @@
     <w:p/>
     <w:p/>
     <w:p/>
+    <w:p>
+      <w:r>
+        <w:rPr>
+          <w:b/>
+        </w:rPr>
+        <w:t>Addendum — v3.1.0 corrections (Independent Forensic Re-audit, 8 October 2026)</w:t>
+      </w:r>
+    </w:p>
+    <w:p>
+      <w:r>
+        <w:t>ULMS v2.0 baseline (October 2026): this proposal has been aligned to the shipped ULMS v2.0 platform — Java 21 / Spring Boot 4 modular monolith, PostgreSQL 17, Keycloak 26, React 19 staff portal, Expo 54 borrower &amp; field apps, Apache Fineract CE core ledger, BRPD 15/2024 seven-stage classification engine, IFRS-9 ECL staging (Dec 2027 roadmap), CIB Online integration, deployable via Docker Compose (UAT) through to on-premises k3s (production).</w:t>
+      </w:r>
+    </w:p>
     <w:sectPr>
       <w:headerReference w:type="default" r:id="rId9"/>
       <w:footerReference w:type="default" r:id="rId10"/>
